--- a/prompt_engineering/pe6-capstone.docx
+++ b/prompt_engineering/pe6-capstone.docx
@@ -20,7 +20,7 @@
     <w:p>
       <w:r>
         <w:pict w14:anchorId="37DA0B8A">
-          <v:rect id="_x0000_i1326" style="width:0;height:1.5pt" o:hralign="center" o:hrstd="t" o:hr="t" fillcolor="#a0a0a0" stroked="f"/>
+          <v:rect id="_x0000_i1025" style="width:0;height:1.5pt" o:hralign="center" o:hrstd="t" o:hr="t" fillcolor="#a0a0a0" stroked="f"/>
         </w:pict>
       </w:r>
     </w:p>
@@ -42,7 +42,7 @@
     <w:p>
       <w:r>
         <w:pict w14:anchorId="42F972F7">
-          <v:rect id="_x0000_i1327" style="width:0;height:1.5pt" o:hralign="center" o:hrstd="t" o:hr="t" fillcolor="#a0a0a0" stroked="f"/>
+          <v:rect id="_x0000_i1026" style="width:0;height:1.5pt" o:hralign="center" o:hrstd="t" o:hr="t" fillcolor="#a0a0a0" stroked="f"/>
         </w:pict>
       </w:r>
     </w:p>
@@ -94,7 +94,7 @@
     <w:p>
       <w:r>
         <w:pict w14:anchorId="76BC52A8">
-          <v:rect id="_x0000_i1328" style="width:0;height:1.5pt" o:hralign="center" o:hrstd="t" o:hr="t" fillcolor="#a0a0a0" stroked="f"/>
+          <v:rect id="_x0000_i1027" style="width:0;height:1.5pt" o:hralign="center" o:hrstd="t" o:hr="t" fillcolor="#a0a0a0" stroked="f"/>
         </w:pict>
       </w:r>
     </w:p>
@@ -187,7 +187,7 @@
     <w:p>
       <w:r>
         <w:pict w14:anchorId="31BBEA92">
-          <v:rect id="_x0000_i1329" style="width:0;height:1.5pt" o:hralign="center" o:hrstd="t" o:hr="t" fillcolor="#a0a0a0" stroked="f"/>
+          <v:rect id="_x0000_i1028" style="width:0;height:1.5pt" o:hralign="center" o:hrstd="t" o:hr="t" fillcolor="#a0a0a0" stroked="f"/>
         </w:pict>
       </w:r>
     </w:p>
@@ -214,7 +214,7 @@
     <w:p>
       <w:r>
         <w:pict w14:anchorId="1122C07A">
-          <v:rect id="_x0000_i1330" style="width:0;height:1.5pt" o:hralign="center" o:hrstd="t" o:hr="t" fillcolor="#a0a0a0" stroked="f"/>
+          <v:rect id="_x0000_i1029" style="width:0;height:1.5pt" o:hralign="center" o:hrstd="t" o:hr="t" fillcolor="#a0a0a0" stroked="f"/>
         </w:pict>
       </w:r>
     </w:p>
@@ -252,7 +252,7 @@
     <w:p>
       <w:r>
         <w:pict w14:anchorId="7D3ECF33">
-          <v:rect id="_x0000_i1331" style="width:0;height:1.5pt" o:hralign="center" o:hrstd="t" o:hr="t" fillcolor="#a0a0a0" stroked="f"/>
+          <v:rect id="_x0000_i1030" style="width:0;height:1.5pt" o:hralign="center" o:hrstd="t" o:hr="t" fillcolor="#a0a0a0" stroked="f"/>
         </w:pict>
       </w:r>
     </w:p>
@@ -299,7 +299,7 @@
     <w:p>
       <w:r>
         <w:pict w14:anchorId="6D9FD149">
-          <v:rect id="_x0000_i1332" style="width:0;height:1.5pt" o:hralign="center" o:hrstd="t" o:hr="t" fillcolor="#a0a0a0" stroked="f"/>
+          <v:rect id="_x0000_i1031" style="width:0;height:1.5pt" o:hralign="center" o:hrstd="t" o:hr="t" fillcolor="#a0a0a0" stroked="f"/>
         </w:pict>
       </w:r>
     </w:p>
@@ -351,7 +351,7 @@
     <w:p>
       <w:r>
         <w:pict w14:anchorId="272CBDCE">
-          <v:rect id="_x0000_i1333" style="width:0;height:1.5pt" o:hralign="center" o:hrstd="t" o:hr="t" fillcolor="#a0a0a0" stroked="f"/>
+          <v:rect id="_x0000_i1032" style="width:0;height:1.5pt" o:hralign="center" o:hrstd="t" o:hr="t" fillcolor="#a0a0a0" stroked="f"/>
         </w:pict>
       </w:r>
     </w:p>
@@ -388,7 +388,7 @@
     <w:p>
       <w:r>
         <w:pict w14:anchorId="7A7A4B0B">
-          <v:rect id="_x0000_i1334" style="width:0;height:1.5pt" o:hralign="center" o:hrstd="t" o:hr="t" fillcolor="#a0a0a0" stroked="f"/>
+          <v:rect id="_x0000_i1033" style="width:0;height:1.5pt" o:hralign="center" o:hrstd="t" o:hr="t" fillcolor="#a0a0a0" stroked="f"/>
         </w:pict>
       </w:r>
     </w:p>
@@ -425,7 +425,7 @@
     <w:p>
       <w:r>
         <w:pict w14:anchorId="409DE294">
-          <v:rect id="_x0000_i1335" style="width:0;height:1.5pt" o:hralign="center" o:hrstd="t" o:hr="t" fillcolor="#a0a0a0" stroked="f"/>
+          <v:rect id="_x0000_i1034" style="width:0;height:1.5pt" o:hralign="center" o:hrstd="t" o:hr="t" fillcolor="#a0a0a0" stroked="f"/>
         </w:pict>
       </w:r>
     </w:p>
@@ -463,7 +463,7 @@
     <w:p>
       <w:r>
         <w:pict w14:anchorId="040A0BBB">
-          <v:rect id="_x0000_i1336" style="width:0;height:1.5pt" o:hralign="center" o:hrstd="t" o:hr="t" fillcolor="#a0a0a0" stroked="f"/>
+          <v:rect id="_x0000_i1035" style="width:0;height:1.5pt" o:hralign="center" o:hrstd="t" o:hr="t" fillcolor="#a0a0a0" stroked="f"/>
         </w:pict>
       </w:r>
     </w:p>
@@ -545,7 +545,7 @@
     <w:p>
       <w:r>
         <w:pict w14:anchorId="1070AEBF">
-          <v:rect id="_x0000_i1337" style="width:0;height:1.5pt" o:hralign="center" o:hrstd="t" o:hr="t" fillcolor="#a0a0a0" stroked="f"/>
+          <v:rect id="_x0000_i1036" style="width:0;height:1.5pt" o:hralign="center" o:hrstd="t" o:hr="t" fillcolor="#a0a0a0" stroked="f"/>
         </w:pict>
       </w:r>
     </w:p>
@@ -572,14 +572,14 @@
     <w:p>
       <w:r>
         <w:pict w14:anchorId="4DEC9680">
-          <v:rect id="_x0000_i1338" style="width:0;height:1.5pt" o:hralign="center" o:hrstd="t" o:hr="t" fillcolor="#a0a0a0" stroked="f"/>
+          <v:rect id="_x0000_i1037" style="width:0;height:1.5pt" o:hralign="center" o:hrstd="t" o:hr="t" fillcolor="#a0a0a0" stroked="f"/>
         </w:pict>
       </w:r>
     </w:p>
     <w:p>
       <w:r>
         <w:pict w14:anchorId="0856806C">
-          <v:rect id="_x0000_i1339" style="width:0;height:1.5pt" o:hralign="center" o:hrstd="t" o:hr="t" fillcolor="#a0a0a0" stroked="f"/>
+          <v:rect id="_x0000_i1038" style="width:0;height:1.5pt" o:hralign="center" o:hrstd="t" o:hr="t" fillcolor="#a0a0a0" stroked="f"/>
         </w:pict>
       </w:r>
     </w:p>
@@ -601,7 +601,7 @@
     <w:p>
       <w:r>
         <w:pict w14:anchorId="7989737E">
-          <v:rect id="_x0000_i1340" style="width:0;height:1.5pt" o:hralign="center" o:hrstd="t" o:hr="t" fillcolor="#a0a0a0" stroked="f"/>
+          <v:rect id="_x0000_i1039" style="width:0;height:1.5pt" o:hralign="center" o:hrstd="t" o:hr="t" fillcolor="#a0a0a0" stroked="f"/>
         </w:pict>
       </w:r>
     </w:p>
@@ -643,7 +643,7 @@
     <w:p>
       <w:r>
         <w:pict w14:anchorId="292094D2">
-          <v:rect id="_x0000_i1341" style="width:0;height:1.5pt" o:hralign="center" o:hrstd="t" o:hr="t" fillcolor="#a0a0a0" stroked="f"/>
+          <v:rect id="_x0000_i1040" style="width:0;height:1.5pt" o:hralign="center" o:hrstd="t" o:hr="t" fillcolor="#a0a0a0" stroked="f"/>
         </w:pict>
       </w:r>
     </w:p>
@@ -726,7 +726,7 @@
     <w:p>
       <w:r>
         <w:pict w14:anchorId="61FA136E">
-          <v:rect id="_x0000_i1342" style="width:0;height:1.5pt" o:hralign="center" o:hrstd="t" o:hr="t" fillcolor="#a0a0a0" stroked="f"/>
+          <v:rect id="_x0000_i1041" style="width:0;height:1.5pt" o:hralign="center" o:hrstd="t" o:hr="t" fillcolor="#a0a0a0" stroked="f"/>
         </w:pict>
       </w:r>
     </w:p>
@@ -766,7 +766,7 @@
     <w:p>
       <w:r>
         <w:pict w14:anchorId="51C84651">
-          <v:rect id="_x0000_i1343" style="width:0;height:1.5pt" o:hralign="center" o:hrstd="t" o:hr="t" fillcolor="#a0a0a0" stroked="f"/>
+          <v:rect id="_x0000_i1042" style="width:0;height:1.5pt" o:hralign="center" o:hrstd="t" o:hr="t" fillcolor="#a0a0a0" stroked="f"/>
         </w:pict>
       </w:r>
     </w:p>
@@ -813,7 +813,7 @@
     <w:p>
       <w:r>
         <w:pict w14:anchorId="0B3E65B9">
-          <v:rect id="_x0000_i1344" style="width:0;height:1.5pt" o:hralign="center" o:hrstd="t" o:hr="t" fillcolor="#a0a0a0" stroked="f"/>
+          <v:rect id="_x0000_i1043" style="width:0;height:1.5pt" o:hralign="center" o:hrstd="t" o:hr="t" fillcolor="#a0a0a0" stroked="f"/>
         </w:pict>
       </w:r>
     </w:p>
@@ -851,7 +851,7 @@
     <w:p>
       <w:r>
         <w:pict w14:anchorId="73D12AF1">
-          <v:rect id="_x0000_i1345" style="width:0;height:1.5pt" o:hralign="center" o:hrstd="t" o:hr="t" fillcolor="#a0a0a0" stroked="f"/>
+          <v:rect id="_x0000_i1044" style="width:0;height:1.5pt" o:hralign="center" o:hrstd="t" o:hr="t" fillcolor="#a0a0a0" stroked="f"/>
         </w:pict>
       </w:r>
     </w:p>
@@ -883,7 +883,7 @@
     <w:p>
       <w:r>
         <w:pict w14:anchorId="3A695D5B">
-          <v:rect id="_x0000_i1346" style="width:0;height:1.5pt" o:hralign="center" o:hrstd="t" o:hr="t" fillcolor="#a0a0a0" stroked="f"/>
+          <v:rect id="_x0000_i1045" style="width:0;height:1.5pt" o:hralign="center" o:hrstd="t" o:hr="t" fillcolor="#a0a0a0" stroked="f"/>
         </w:pict>
       </w:r>
     </w:p>
@@ -928,7 +928,7 @@
     <w:p>
       <w:r>
         <w:pict w14:anchorId="772F44FF">
-          <v:rect id="_x0000_i1347" style="width:0;height:1.5pt" o:hralign="center" o:hrstd="t" o:hr="t" fillcolor="#a0a0a0" stroked="f"/>
+          <v:rect id="_x0000_i1046" style="width:0;height:1.5pt" o:hralign="center" o:hrstd="t" o:hr="t" fillcolor="#a0a0a0" stroked="f"/>
         </w:pict>
       </w:r>
     </w:p>
@@ -1010,7 +1010,7 @@
     <w:p>
       <w:r>
         <w:pict w14:anchorId="6B76DBC7">
-          <v:rect id="_x0000_i1348" style="width:0;height:1.5pt" o:hralign="center" o:hrstd="t" o:hr="t" fillcolor="#a0a0a0" stroked="f"/>
+          <v:rect id="_x0000_i1047" style="width:0;height:1.5pt" o:hralign="center" o:hrstd="t" o:hr="t" fillcolor="#a0a0a0" stroked="f"/>
         </w:pict>
       </w:r>
     </w:p>
@@ -1037,14 +1037,14 @@
     <w:p>
       <w:r>
         <w:pict w14:anchorId="49DA45EC">
-          <v:rect id="_x0000_i1349" style="width:0;height:1.5pt" o:hralign="center" o:hrstd="t" o:hr="t" fillcolor="#a0a0a0" stroked="f"/>
+          <v:rect id="_x0000_i1048" style="width:0;height:1.5pt" o:hralign="center" o:hrstd="t" o:hr="t" fillcolor="#a0a0a0" stroked="f"/>
         </w:pict>
       </w:r>
     </w:p>
     <w:p>
       <w:r>
         <w:pict w14:anchorId="55B94679">
-          <v:rect id="_x0000_i1350" style="width:0;height:1.5pt" o:hralign="center" o:hrstd="t" o:hr="t" fillcolor="#a0a0a0" stroked="f"/>
+          <v:rect id="_x0000_i1049" style="width:0;height:1.5pt" o:hralign="center" o:hrstd="t" o:hr="t" fillcolor="#a0a0a0" stroked="f"/>
         </w:pict>
       </w:r>
     </w:p>
@@ -1075,7 +1075,7 @@
     <w:p>
       <w:r>
         <w:pict w14:anchorId="3FD184B2">
-          <v:rect id="_x0000_i1351" style="width:0;height:1.5pt" o:hralign="center" o:hrstd="t" o:hr="t" fillcolor="#a0a0a0" stroked="f"/>
+          <v:rect id="_x0000_i1050" style="width:0;height:1.5pt" o:hralign="center" o:hrstd="t" o:hr="t" fillcolor="#a0a0a0" stroked="f"/>
         </w:pict>
       </w:r>
     </w:p>
@@ -1119,7 +1119,7 @@
     <w:p>
       <w:r>
         <w:pict w14:anchorId="63DC7A5A">
-          <v:rect id="_x0000_i1352" style="width:0;height:1.5pt" o:hralign="center" o:hrstd="t" o:hr="t" fillcolor="#a0a0a0" stroked="f"/>
+          <v:rect id="_x0000_i1051" style="width:0;height:1.5pt" o:hralign="center" o:hrstd="t" o:hr="t" fillcolor="#a0a0a0" stroked="f"/>
         </w:pict>
       </w:r>
     </w:p>
@@ -1196,7 +1196,7 @@
     <w:p>
       <w:r>
         <w:pict w14:anchorId="1C4EB8CC">
-          <v:rect id="_x0000_i1353" style="width:0;height:1.5pt" o:hralign="center" o:hrstd="t" o:hr="t" fillcolor="#a0a0a0" stroked="f"/>
+          <v:rect id="_x0000_i1052" style="width:0;height:1.5pt" o:hralign="center" o:hrstd="t" o:hr="t" fillcolor="#a0a0a0" stroked="f"/>
         </w:pict>
       </w:r>
     </w:p>
@@ -1299,7 +1299,7 @@
     <w:p>
       <w:r>
         <w:pict w14:anchorId="13142561">
-          <v:rect id="_x0000_i1354" style="width:0;height:1.5pt" o:hralign="center" o:hrstd="t" o:hr="t" fillcolor="#a0a0a0" stroked="f"/>
+          <v:rect id="_x0000_i1053" style="width:0;height:1.5pt" o:hralign="center" o:hrstd="t" o:hr="t" fillcolor="#a0a0a0" stroked="f"/>
         </w:pict>
       </w:r>
     </w:p>
@@ -1339,7 +1339,7 @@
     <w:p>
       <w:r>
         <w:pict w14:anchorId="06EAC7B8">
-          <v:rect id="_x0000_i1355" style="width:0;height:1.5pt" o:hralign="center" o:hrstd="t" o:hr="t" fillcolor="#a0a0a0" stroked="f"/>
+          <v:rect id="_x0000_i1054" style="width:0;height:1.5pt" o:hralign="center" o:hrstd="t" o:hr="t" fillcolor="#a0a0a0" stroked="f"/>
         </w:pict>
       </w:r>
     </w:p>
@@ -1432,7 +1432,7 @@
     <w:p>
       <w:r>
         <w:pict w14:anchorId="77FC8A46">
-          <v:rect id="_x0000_i1356" style="width:0;height:1.5pt" o:hralign="center" o:hrstd="t" o:hr="t" fillcolor="#a0a0a0" stroked="f"/>
+          <v:rect id="_x0000_i1055" style="width:0;height:1.5pt" o:hralign="center" o:hrstd="t" o:hr="t" fillcolor="#a0a0a0" stroked="f"/>
         </w:pict>
       </w:r>
     </w:p>
@@ -1535,7 +1535,7 @@
     <w:p>
       <w:r>
         <w:pict w14:anchorId="2E51949E">
-          <v:rect id="_x0000_i1357" style="width:0;height:1.5pt" o:hralign="center" o:hrstd="t" o:hr="t" fillcolor="#a0a0a0" stroked="f"/>
+          <v:rect id="_x0000_i1056" style="width:0;height:1.5pt" o:hralign="center" o:hrstd="t" o:hr="t" fillcolor="#a0a0a0" stroked="f"/>
         </w:pict>
       </w:r>
     </w:p>
@@ -1575,7 +1575,7 @@
     <w:p>
       <w:r>
         <w:pict w14:anchorId="0ABF4E8A">
-          <v:rect id="_x0000_i1358" style="width:0;height:1.5pt" o:hralign="center" o:hrstd="t" o:hr="t" fillcolor="#a0a0a0" stroked="f"/>
+          <v:rect id="_x0000_i1057" style="width:0;height:1.5pt" o:hralign="center" o:hrstd="t" o:hr="t" fillcolor="#a0a0a0" stroked="f"/>
         </w:pict>
       </w:r>
     </w:p>
@@ -1660,7 +1660,7 @@
     <w:p>
       <w:r>
         <w:pict w14:anchorId="6834AF24">
-          <v:rect id="_x0000_i1359" style="width:0;height:1.5pt" o:hralign="center" o:hrstd="t" o:hr="t" fillcolor="#a0a0a0" stroked="f"/>
+          <v:rect id="_x0000_i1058" style="width:0;height:1.5pt" o:hralign="center" o:hrstd="t" o:hr="t" fillcolor="#a0a0a0" stroked="f"/>
         </w:pict>
       </w:r>
     </w:p>
@@ -1698,14 +1698,14 @@
       <w:r>
         <w:lastRenderedPageBreak/>
         <w:pict w14:anchorId="482FDBF5">
-          <v:rect id="_x0000_i1360" style="width:0;height:1.5pt" o:hralign="center" o:hrstd="t" o:hr="t" fillcolor="#a0a0a0" stroked="f"/>
+          <v:rect id="_x0000_i1059" style="width:0;height:1.5pt" o:hralign="center" o:hrstd="t" o:hr="t" fillcolor="#a0a0a0" stroked="f"/>
         </w:pict>
       </w:r>
     </w:p>
     <w:p>
       <w:r>
         <w:pict w14:anchorId="6F1624B6">
-          <v:rect id="_x0000_i1361" style="width:0;height:1.5pt" o:hralign="center" o:hrstd="t" o:hr="t" fillcolor="#a0a0a0" stroked="f"/>
+          <v:rect id="_x0000_i1060" style="width:0;height:1.5pt" o:hralign="center" o:hrstd="t" o:hr="t" fillcolor="#a0a0a0" stroked="f"/>
         </w:pict>
       </w:r>
     </w:p>
@@ -1727,7 +1727,7 @@
     <w:p>
       <w:r>
         <w:pict w14:anchorId="3F8B4ABC">
-          <v:rect id="_x0000_i1362" style="width:0;height:1.5pt" o:hralign="center" o:hrstd="t" o:hr="t" fillcolor="#a0a0a0" stroked="f"/>
+          <v:rect id="_x0000_i1061" style="width:0;height:1.5pt" o:hralign="center" o:hrstd="t" o:hr="t" fillcolor="#a0a0a0" stroked="f"/>
         </w:pict>
       </w:r>
     </w:p>
@@ -1811,14 +1811,14 @@
     <w:p>
       <w:r>
         <w:pict w14:anchorId="5DBEE86F">
-          <v:rect id="_x0000_i1363" style="width:0;height:1.5pt" o:hralign="center" o:hrstd="t" o:hr="t" fillcolor="#a0a0a0" stroked="f"/>
+          <v:rect id="_x0000_i1062" style="width:0;height:1.5pt" o:hralign="center" o:hrstd="t" o:hr="t" fillcolor="#a0a0a0" stroked="f"/>
         </w:pict>
       </w:r>
     </w:p>
     <w:p>
       <w:r>
         <w:pict w14:anchorId="7FE7D7DE">
-          <v:rect id="_x0000_i1364" style="width:0;height:1.5pt" o:hralign="center" o:hrstd="t" o:hr="t" fillcolor="#a0a0a0" stroked="f"/>
+          <v:rect id="_x0000_i1063" style="width:0;height:1.5pt" o:hralign="center" o:hrstd="t" o:hr="t" fillcolor="#a0a0a0" stroked="f"/>
         </w:pict>
       </w:r>
     </w:p>
@@ -1999,14 +1999,14 @@
     <w:p>
       <w:r>
         <w:pict w14:anchorId="7C514EEA">
-          <v:rect id="_x0000_i1365" style="width:0;height:1.5pt" o:hralign="center" o:hrstd="t" o:hr="t" fillcolor="#a0a0a0" stroked="f"/>
+          <v:rect id="_x0000_i1064" style="width:0;height:1.5pt" o:hralign="center" o:hrstd="t" o:hr="t" fillcolor="#a0a0a0" stroked="f"/>
         </w:pict>
       </w:r>
     </w:p>
     <w:p>
       <w:r>
         <w:pict w14:anchorId="564D5D2B">
-          <v:rect id="_x0000_i1366" style="width:0;height:1.5pt" o:hralign="center" o:hrstd="t" o:hr="t" fillcolor="#a0a0a0" stroked="f"/>
+          <v:rect id="_x0000_i1065" style="width:0;height:1.5pt" o:hralign="center" o:hrstd="t" o:hr="t" fillcolor="#a0a0a0" stroked="f"/>
         </w:pict>
       </w:r>
     </w:p>
@@ -2049,14 +2049,14 @@
     <w:p>
       <w:r>
         <w:pict w14:anchorId="70FC25B1">
-          <v:rect id="_x0000_i1367" style="width:0;height:1.5pt" o:hralign="center" o:hrstd="t" o:hr="t" fillcolor="#a0a0a0" stroked="f"/>
+          <v:rect id="_x0000_i1066" style="width:0;height:1.5pt" o:hralign="center" o:hrstd="t" o:hr="t" fillcolor="#a0a0a0" stroked="f"/>
         </w:pict>
       </w:r>
     </w:p>
     <w:p>
       <w:r>
         <w:pict w14:anchorId="143EE6CC">
-          <v:rect id="_x0000_i1368" style="width:0;height:1.5pt" o:hralign="center" o:hrstd="t" o:hr="t" fillcolor="#a0a0a0" stroked="f"/>
+          <v:rect id="_x0000_i1067" style="width:0;height:1.5pt" o:hralign="center" o:hrstd="t" o:hr="t" fillcolor="#a0a0a0" stroked="f"/>
         </w:pict>
       </w:r>
     </w:p>
@@ -2127,14 +2127,14 @@
     <w:p>
       <w:r>
         <w:pict w14:anchorId="4C28DE60">
-          <v:rect id="_x0000_i1369" style="width:0;height:1.5pt" o:hralign="center" o:hrstd="t" o:hr="t" fillcolor="#a0a0a0" stroked="f"/>
+          <v:rect id="_x0000_i1068" style="width:0;height:1.5pt" o:hralign="center" o:hrstd="t" o:hr="t" fillcolor="#a0a0a0" stroked="f"/>
         </w:pict>
       </w:r>
     </w:p>
     <w:p>
       <w:r>
         <w:pict w14:anchorId="56E7E08A">
-          <v:rect id="_x0000_i1370" style="width:0;height:1.5pt" o:hralign="center" o:hrstd="t" o:hr="t" fillcolor="#a0a0a0" stroked="f"/>
+          <v:rect id="_x0000_i1069" style="width:0;height:1.5pt" o:hralign="center" o:hrstd="t" o:hr="t" fillcolor="#a0a0a0" stroked="f"/>
         </w:pict>
       </w:r>
     </w:p>
@@ -2176,7 +2176,7 @@
     <w:p>
       <w:r>
         <w:pict w14:anchorId="189DFBE8">
-          <v:rect id="_x0000_i1371" style="width:0;height:1.5pt" o:hralign="center" o:hrstd="t" o:hr="t" fillcolor="#a0a0a0" stroked="f"/>
+          <v:rect id="_x0000_i1070" style="width:0;height:1.5pt" o:hralign="center" o:hrstd="t" o:hr="t" fillcolor="#a0a0a0" stroked="f"/>
         </w:pict>
       </w:r>
     </w:p>
@@ -2203,7 +2203,7 @@
     <w:p>
       <w:r>
         <w:pict w14:anchorId="7FD5AABA">
-          <v:rect id="_x0000_i1372" style="width:0;height:1.5pt" o:hralign="center" o:hrstd="t" o:hr="t" fillcolor="#a0a0a0" stroked="f"/>
+          <v:rect id="_x0000_i1071" style="width:0;height:1.5pt" o:hralign="center" o:hrstd="t" o:hr="t" fillcolor="#a0a0a0" stroked="f"/>
         </w:pict>
       </w:r>
     </w:p>
@@ -2225,62 +2225,6 @@
     <w:p>
       <w:r>
         <w:t>Ask students to design a manual AI workflow and discuss how it can be automated.</w:t>
-      </w:r>
-    </w:p>
-    <w:p>
-      <w:r>
-        <w:pict w14:anchorId="43038B4B">
-          <v:rect id="_x0000_i1373" style="width:0;height:1.5pt" o:hralign="center" o:hrstd="t" o:hr="t" fillcolor="#a0a0a0" stroked="f"/>
-        </w:pict>
-      </w:r>
-    </w:p>
-    <w:p>
-      <w:r>
-        <w:pict w14:anchorId="7A03A179">
-          <v:rect id="_x0000_i1374" style="width:0;height:1.5pt" o:hralign="center" o:hrstd="t" o:hr="t" fillcolor="#a0a0a0" stroked="f"/>
-        </w:pict>
-      </w:r>
-    </w:p>
-    <w:p>
-      <w:r>
-        <w:rPr>
-          <w:rFonts w:ascii="Segoe UI Emoji" w:hAnsi="Segoe UI Emoji" w:cs="Segoe UI Emoji"/>
-        </w:rPr>
-        <w:t>✅</w:t>
-      </w:r>
-      <w:r>
-        <w:t xml:space="preserve"> Visual diagram explaining </w:t>
-      </w:r>
-      <w:proofErr w:type="spellStart"/>
-      <w:r>
-        <w:t>LangChain</w:t>
-      </w:r>
-      <w:proofErr w:type="spellEnd"/>
-      <w:r>
-        <w:t xml:space="preserve"> workflow</w:t>
-      </w:r>
-      <w:r>
-        <w:br/>
-      </w:r>
-      <w:r>
-        <w:rPr>
-          <w:rFonts w:ascii="Segoe UI Emoji" w:hAnsi="Segoe UI Emoji" w:cs="Segoe UI Emoji"/>
-        </w:rPr>
-        <w:t>✅</w:t>
-      </w:r>
-      <w:r>
-        <w:t xml:space="preserve"> Hands-on </w:t>
-      </w:r>
-      <w:proofErr w:type="spellStart"/>
-      <w:r>
-        <w:t>LangChain</w:t>
-      </w:r>
-      <w:proofErr w:type="spellEnd"/>
-      <w:r>
-        <w:t xml:space="preserve"> mini project</w:t>
-      </w:r>
-      <w:r>
-        <w:br/>
       </w:r>
     </w:p>
     <w:p/>
@@ -4422,6 +4366,7 @@
   <w:style w:type="character" w:default="1" w:styleId="DefaultParagraphFont">
     <w:name w:val="Default Paragraph Font"/>
     <w:uiPriority w:val="1"/>
+    <w:semiHidden/>
     <w:unhideWhenUsed/>
   </w:style>
   <w:style w:type="table" w:default="1" w:styleId="TableNormal">
